--- a/link_eshopworld/Documentation/eShopWorld_Cartridge_Configuration_Guide_Headless (OCAPI).docx
+++ b/link_eshopworld/Documentation/eShopWorld_Cartridge_Configuration_Guide_Headless (OCAPI).docx
@@ -292,7 +292,7 @@
                                     <w:sz w:val="20"/>
                                     <w:szCs w:val="20"/>
                                   </w:rPr>
-                                  <w:t>8</w:t>
+                                  <w:t>9</w:t>
                                 </w:r>
                               </w:p>
                               <w:p>
@@ -320,7 +320,7 @@
                                     <w:sz w:val="20"/>
                                     <w:szCs w:val="20"/>
                                   </w:rPr>
-                                  <w:t>September</w:t>
+                                  <w:t>October</w:t>
                                 </w:r>
                                 <w:r>
                                   <w:rPr>
@@ -439,7 +439,7 @@
                               <w:sz w:val="20"/>
                               <w:szCs w:val="20"/>
                             </w:rPr>
-                            <w:t>8</w:t>
+                            <w:t>9</w:t>
                           </w:r>
                         </w:p>
                         <w:p>
@@ -467,7 +467,7 @@
                               <w:sz w:val="20"/>
                               <w:szCs w:val="20"/>
                             </w:rPr>
-                            <w:t>September</w:t>
+                            <w:t>October</w:t>
                           </w:r>
                           <w:r>
                             <w:rPr>
